--- a/backend-templates/dropbox-to-sharepoint-standard.docx
+++ b/backend-templates/dropbox-to-sharepoint-standard.docx
@@ -267,65 +267,6 @@
                 <w:sz w:val="19"/>
               </w:rPr>
               <w:t>}}</w:t>
-            </w:r>
-          </w:p>
-        </w:tc>
-      </w:tr>
-      <w:tr>
-        <w:trPr>
-          <w:jc w:val="center"/>
-        </w:trPr>
-        <w:tc>
-          <w:tcPr>
-            <w:tcW w:w="3670" w:type="dxa"/>
-          </w:tcPr>
-          <w:p>
-            <w:r>
-              <w:t>Managed Migration Service</w:t>
-            </w:r>
-          </w:p>
-        </w:tc>
-        <w:tc>
-          <w:tcPr>
-            <w:tcW w:w="4452" w:type="dxa"/>
-          </w:tcPr>
-          <w:p>
-            <w:r>
-              <w:t xml:space="preserve">Managed Migration | Assigned Project Manager | Pre-Migration Analysis | During Migration Consulting |Post-Migration Support and Data Reconciliation Support | End-to End Migration Assistance </w:t>
-            </w:r>
-          </w:p>
-          <w:p>
-            <w:r>
-              <w:t>-----------------------------------------------------------</w:t>
-            </w:r>
-          </w:p>
-          <w:p>
-            <w:r>
-              <w:t xml:space="preserve">Valid for </w:t>
-            </w:r>
-            <w:r>
-              <w:t>{{Duration_of_months}}</w:t>
-            </w:r>
-            <w:r>
-              <w:t xml:space="preserve"> Months</w:t>
-            </w:r>
-          </w:p>
-          <w:p/>
-        </w:tc>
-        <w:tc>
-          <w:tcPr>
-            <w:tcW w:w="2570" w:type="dxa"/>
-          </w:tcPr>
-          <w:p>
-            <w:pPr>
-              <w:jc w:val="center"/>
-            </w:pPr>
-            <w:r>
-              <w:rPr>
-                <w:spacing w:val="-2"/>
-                <w:sz w:val="19"/>
-              </w:rPr>
-              <w:t>{{price_migration}}</w:t>
             </w:r>
           </w:p>
         </w:tc>

--- a/backend-templates/dropbox-to-sharepoint-standard.docx
+++ b/backend-templates/dropbox-to-sharepoint-standard.docx
@@ -267,6 +267,69 @@
                 <w:sz w:val="19"/>
               </w:rPr>
               <w:t>}}</w:t>
+            </w:r>
+          </w:p>
+        </w:tc>
+      </w:tr>
+      <w:tr>
+        <w:trPr>
+          <w:jc w:val="center"/>
+        </w:trPr>
+        <w:tc>
+          <w:tcPr>
+            <w:tcW w:w="3670" w:type="dxa"/>
+          </w:tcPr>
+          <w:p>
+            <w:r>
+              <w:t>Managed Migration Service</w:t>
+            </w:r>
+          </w:p>
+        </w:tc>
+        <w:tc>
+          <w:tcPr>
+            <w:tcW w:w="4452" w:type="dxa"/>
+          </w:tcPr>
+          <w:p>
+            <w:r>
+              <w:t>Fully Managed Migration | Dedicated Project Manager | Pre-Migration Analysis | During Migration Consulting | Post-Migration Support and Data Reconciliation Support | End-to End Migration Assistance with 24*7 Premium Support</w:t>
+            </w:r>
+            <w:r>
+              <w:t xml:space="preserve"/>
+            </w:r>
+            <w:r>
+              <w:br/>
+              <w:t xml:space="preserve"/>
+            </w:r>
+            <w:r>
+              <w:rPr>
+                <w:sz w:val="21"/>
+                <w:szCs w:val="21"/>
+              </w:rPr>
+              <w:t xml:space="preserve"/>
+            </w:r>
+            <w:r>
+              <w:t/>
+            </w:r>
+            <w:r>
+              <w:rPr>
+                <w:sz w:val="21"/>
+                <w:szCs w:val="21"/>
+              </w:rPr>
+              <w:t xml:space="preserve"/>
+            </w:r>
+          </w:p>
+          <w:p/>
+        </w:tc>
+        <w:tc>
+          <w:tcPr>
+            <w:tcW w:w="2570" w:type="dxa"/>
+          </w:tcPr>
+          <w:p>
+            <w:pPr>
+              <w:jc w:val="center"/>
+            </w:pPr>
+            <w:r>
+              <w:t>{{price_migration}}</w:t>
             </w:r>
           </w:p>
         </w:tc>

--- a/backend-templates/dropbox-to-sharepoint-standard.docx
+++ b/backend-templates/dropbox-to-sharepoint-standard.docx
@@ -810,7 +810,7 @@
         <w:rPr>
           <w:u w:val="single"/>
         </w:rPr>
-        <w:t>2500 Regency Parkway, Cary, NC 27518</w:t>
+        <w:t>600 Park Offices Dr, suite#LL-52 Durham, NC 27709</w:t>
       </w:r>
       <w:r>
         <w:t xml:space="preserve"> (“Company”), and the Customer listed above (“Customer”). This Agreement includes and incorporates the above Order Form, Included in Migration Exhibit ("Exhibit 1"), Not included in Migration Exhibit ("Exhibit 2"), all attachments hereto, as well as the attached Terms and Conditions and contains, among other things, warranty disclaimers, liability limitations and use limitations. There shall be no force or effect to any different terms of any related purchase order or similar form even if signed by the parties after the date hereof.</w:t>
@@ -3082,7 +3082,7 @@
       <w:t>|</w:t>
     </w:r>
     <w:r>
-      <w:t xml:space="preserve"> 2500 Regency Parkway, Cary, NC 27518 </w:t>
+      <w:t xml:space="preserve"> 600 Park Offices Dr, suite#LL-52 Durham, NC 27709 </w:t>
     </w:r>
     <w:r>
       <w:rPr>
@@ -3197,7 +3197,7 @@
       <w:t>|</w:t>
     </w:r>
     <w:r>
-      <w:t xml:space="preserve"> 2500 Regency Parkway, Cary, NC 27518 </w:t>
+      <w:t xml:space="preserve"> 600 Park Offices Dr, suite#LL-52 Durham, NC 27709 </w:t>
     </w:r>
     <w:r>
       <w:rPr>
@@ -3318,7 +3318,7 @@
       <w:t>|</w:t>
     </w:r>
     <w:r>
-      <w:t xml:space="preserve"> 2500 Regency Parkway, Cary, NC 27518 </w:t>
+      <w:t xml:space="preserve"> 600 Park Offices Dr, suite#LL-52 Durham, NC 27709 </w:t>
     </w:r>
     <w:r>
       <w:rPr>
@@ -3433,7 +3433,7 @@
       <w:t>|</w:t>
     </w:r>
     <w:r>
-      <w:t xml:space="preserve"> 2500 Regency Parkway, Cary, NC 27518 </w:t>
+      <w:t xml:space="preserve"> 600 Park Offices Dr, suite#LL-52 Durham, NC 27709 </w:t>
     </w:r>
     <w:r>
       <w:rPr>
@@ -3548,7 +3548,7 @@
       <w:t>|</w:t>
     </w:r>
     <w:r>
-      <w:t xml:space="preserve"> 2500 Regency Parkway, Cary, NC 27518 </w:t>
+      <w:t xml:space="preserve"> 600 Park Offices Dr, suite#LL-52 Durham, NC 27709 </w:t>
     </w:r>
     <w:r>
       <w:rPr>
@@ -3663,7 +3663,7 @@
       <w:t>|</w:t>
     </w:r>
     <w:r>
-      <w:t xml:space="preserve"> 2500 Regency Parkway, Cary, NC 27518 </w:t>
+      <w:t xml:space="preserve"> 600 Park Offices Dr, suite#LL-52 Durham, NC 27709 </w:t>
     </w:r>
     <w:r>
       <w:rPr>
@@ -3778,7 +3778,7 @@
       <w:t>|</w:t>
     </w:r>
     <w:r>
-      <w:t xml:space="preserve"> 2500 Regency Parkway, Cary, NC 27518 </w:t>
+      <w:t xml:space="preserve"> 600 Park Offices Dr, suite#LL-52 Durham, NC 27709 </w:t>
     </w:r>
     <w:r>
       <w:rPr>
@@ -3893,7 +3893,7 @@
       <w:t>|</w:t>
     </w:r>
     <w:r>
-      <w:t xml:space="preserve"> 2500 Regency Parkway, Cary, NC 27518 </w:t>
+      <w:t xml:space="preserve"> 600 Park Offices Dr, suite#LL-52 Durham, NC 27709 </w:t>
     </w:r>
     <w:r>
       <w:rPr>
@@ -4008,7 +4008,7 @@
       <w:t>|</w:t>
     </w:r>
     <w:r>
-      <w:t xml:space="preserve"> 2500 Regency Parkway, Cary, NC 27518 </w:t>
+      <w:t xml:space="preserve"> 600 Park Offices Dr, suite#LL-52 Durham, NC 27709 </w:t>
     </w:r>
     <w:r>
       <w:rPr>
